--- a/doc/Nimbus_letter.docx
+++ b/doc/Nimbus_letter.docx
@@ -6,8 +6,16 @@
       <w:pPr>
         <w:pStyle w:val="Title"/>
         <w:jc w:val="center"/>
-      </w:pPr>
-      <w:r>
+        <w:rPr>
+          <w:sz w:val="48"/>
+          <w:szCs w:val="48"/>
+        </w:rPr>
+      </w:pPr>
+      <w:r>
+        <w:rPr>
+          <w:sz w:val="48"/>
+          <w:szCs w:val="48"/>
+        </w:rPr>
         <w:t>Nimbus</w:t>
       </w:r>
     </w:p>
@@ -154,7 +162,15 @@
           <w:sz w:val="24"/>
           <w:szCs w:val="24"/>
         </w:rPr>
-        <w:t xml:space="preserve">Enter </w:t>
+        <w:t>Introducing</w:t>
+      </w:r>
+      <w:r>
+        <w:rPr>
+          <w:rFonts w:ascii="Times New Roman" w:eastAsia="Times New Roman" w:hAnsi="Times New Roman" w:cs="Times New Roman"/>
+          <w:sz w:val="24"/>
+          <w:szCs w:val="24"/>
+        </w:rPr>
+        <w:t xml:space="preserve"> </w:t>
       </w:r>
       <w:r>
         <w:rPr>
@@ -275,6 +291,25 @@
           <w:sz w:val="24"/>
           <w:szCs w:val="24"/>
         </w:rPr>
+        <w:t>As an example of a healthy mixture of digital and social activity, the once prevalent LAN party brought gamers together in both the physical and digital worlds, where impromptu interactivities were common.</w:t>
+      </w:r>
+      <w:bookmarkStart w:id="0" w:name="_GoBack"/>
+      <w:bookmarkEnd w:id="0"/>
+    </w:p>
+    <w:p>
+      <w:pPr>
+        <w:rPr>
+          <w:rFonts w:ascii="Times New Roman" w:eastAsia="Times New Roman" w:hAnsi="Times New Roman" w:cs="Times New Roman"/>
+          <w:sz w:val="24"/>
+          <w:szCs w:val="24"/>
+        </w:rPr>
+      </w:pPr>
+      <w:r>
+        <w:rPr>
+          <w:rFonts w:ascii="Times New Roman" w:eastAsia="Times New Roman" w:hAnsi="Times New Roman" w:cs="Times New Roman"/>
+          <w:sz w:val="24"/>
+          <w:szCs w:val="24"/>
+        </w:rPr>
         <w:t>On a</w:t>
       </w:r>
       <w:r>
@@ -426,19 +461,55 @@
         <w:rPr>
           <w:lang w:val="en-CA" w:eastAsia="zh-CN"/>
         </w:rPr>
-        <w:t xml:space="preserve">game of “Dilemma”, based on the Prisoner’s Dilemma, a game theory exercise, as a demo of the Nimbus concept. It uses Blue Tooth LE (Low Energy) as a close range communication mechanism. See the attached PowerPoint, which points </w:t>
-      </w:r>
-      <w:r>
-        <w:rPr>
-          <w:lang w:val="en-CA" w:eastAsia="zh-CN"/>
-        </w:rPr>
-        <w:t xml:space="preserve">to the code on GitHub and a </w:t>
-      </w:r>
-      <w:r>
-        <w:rPr>
-          <w:lang w:val="en-CA" w:eastAsia="zh-CN"/>
-        </w:rPr>
-        <w:t>downloadable app.</w:t>
+        <w:t xml:space="preserve">game of “Dilemma”, based on the Prisoner’s Dilemma, a game theory </w:t>
+      </w:r>
+      <w:r>
+        <w:rPr>
+          <w:lang w:val="en-CA" w:eastAsia="zh-CN"/>
+        </w:rPr>
+        <w:t>problem</w:t>
+      </w:r>
+      <w:r>
+        <w:rPr>
+          <w:lang w:val="en-CA" w:eastAsia="zh-CN"/>
+        </w:rPr>
+        <w:t xml:space="preserve">, as a demo of the Nimbus concept. It uses Blue Tooth LE (Low Energy) as a close range communication mechanism. See the attached PowerPoint, which points </w:t>
+      </w:r>
+      <w:r>
+        <w:rPr>
+          <w:lang w:val="en-CA" w:eastAsia="zh-CN"/>
+        </w:rPr>
+        <w:t xml:space="preserve">to the </w:t>
+      </w:r>
+      <w:hyperlink r:id="rId7" w:history="1">
+        <w:r>
+          <w:rPr>
+            <w:rStyle w:val="Hyperlink"/>
+            <w:lang w:val="en-CA" w:eastAsia="zh-CN"/>
+          </w:rPr>
+          <w:t>code on GitHub</w:t>
+        </w:r>
+      </w:hyperlink>
+      <w:r>
+        <w:rPr>
+          <w:lang w:val="en-CA" w:eastAsia="zh-CN"/>
+        </w:rPr>
+        <w:t xml:space="preserve"> and a </w:t>
+      </w:r>
+      <w:hyperlink r:id="rId8" w:history="1">
+        <w:r>
+          <w:rPr>
+            <w:rStyle w:val="Hyperlink"/>
+            <w:lang w:val="en-CA" w:eastAsia="zh-CN"/>
+          </w:rPr>
+          <w:t>downloadable app</w:t>
+        </w:r>
+      </w:hyperlink>
+      <w:r>
+        <w:rPr>
+          <w:lang w:val="en-CA" w:eastAsia="zh-CN"/>
+        </w:rPr>
+        <w:t>.</w:t>
       </w:r>
     </w:p>
     <w:p>
@@ -465,7 +536,58 @@
         <w:rPr>
           <w:lang w:val="en-CA" w:eastAsia="zh-CN"/>
         </w:rPr>
-        <w:t>The internet says to get a provisional patent to avoid disclosure issues. So one is attached.</w:t>
+        <w:t>A</w:t>
+      </w:r>
+      <w:r>
+        <w:rPr>
+          <w:lang w:val="en-CA" w:eastAsia="zh-CN"/>
+        </w:rPr>
+        <w:t xml:space="preserve"> provisional patent</w:t>
+      </w:r>
+      <w:r>
+        <w:rPr>
+          <w:lang w:val="en-CA" w:eastAsia="zh-CN"/>
+        </w:rPr>
+        <w:t xml:space="preserve"> is attached</w:t>
+      </w:r>
+      <w:r>
+        <w:rPr>
+          <w:lang w:val="en-CA" w:eastAsia="zh-CN"/>
+        </w:rPr>
+        <w:t xml:space="preserve"> to avoid disclosure issues</w:t>
+      </w:r>
+      <w:r>
+        <w:rPr>
+          <w:lang w:val="en-CA" w:eastAsia="zh-CN"/>
+        </w:rPr>
+        <w:t>:</w:t>
+      </w:r>
+    </w:p>
+    <w:p>
+      <w:pPr>
+        <w:rPr>
+          <w:lang w:val="en-CA" w:eastAsia="zh-CN"/>
+        </w:rPr>
+      </w:pPr>
+      <w:r>
+        <w:rPr>
+          <w:lang w:val="en-CA" w:eastAsia="zh-CN"/>
+        </w:rPr>
+        <w:t>ENHANCED SOCIAL INTERACTIVITY LEVERAGED BY LOCAL PARTICIPANT DISCOVERY USING A CLOSE RANGE COMMUNICATION SYSTEM</w:t>
+      </w:r>
+    </w:p>
+    <w:p>
+      <w:pPr>
+        <w:rPr>
+          <w:lang w:val="en-CA" w:eastAsia="zh-CN"/>
+        </w:rPr>
+      </w:pPr>
+      <w:r>
+        <w:rPr>
+          <w:lang w:val="en-CA" w:eastAsia="zh-CN"/>
+        </w:rPr>
+        <w:lastRenderedPageBreak/>
+        <w:t>U. S. Provisional Patent Application Number 63/861,663. Filing Date 8/11/2025</w:t>
       </w:r>
     </w:p>
     <w:p>
@@ -494,7 +616,6 @@
         <w:pStyle w:val="Heading1"/>
       </w:pPr>
       <w:r>
-        <w:lastRenderedPageBreak/>
         <w:t>About me</w:t>
       </w:r>
     </w:p>
@@ -558,7 +679,7 @@
         </w:rPr>
         <w:t xml:space="preserve">proud that a few of my students have found employment in the game industry. My website is </w:t>
       </w:r>
-      <w:hyperlink r:id="rId7" w:history="1">
+      <w:hyperlink r:id="rId9" w:history="1">
         <w:r>
           <w:rPr>
             <w:rStyle w:val="Hyperlink"/>
@@ -593,8 +714,6 @@
         </w:rPr>
         <w:t>Regards</w:t>
       </w:r>
-      <w:bookmarkStart w:id="0" w:name="_GoBack"/>
-      <w:bookmarkEnd w:id="0"/>
       <w:r>
         <w:rPr>
           <w:lang w:val="en-CA" w:eastAsia="zh-CN"/>
@@ -630,7 +749,7 @@
                     </pic:cNvPicPr>
                   </pic:nvPicPr>
                   <pic:blipFill>
-                    <a:blip r:embed="rId8">
+                    <a:blip r:embed="rId10">
                       <a:extLst>
                         <a:ext uri="{28A0092B-C50C-407E-A947-70E740481C1C}">
                           <a14:useLocalDpi xmlns:a14="http://schemas.microsoft.com/office/drawing/2010/main" val="0"/>
@@ -718,7 +837,7 @@
           <w:lang w:val="en-CA" w:eastAsia="zh-CN"/>
         </w:rPr>
       </w:pPr>
-      <w:hyperlink r:id="rId9" w:history="1">
+      <w:hyperlink r:id="rId11" w:history="1">
         <w:r>
           <w:rPr>
             <w:rStyle w:val="Hyperlink"/>
@@ -736,7 +855,7 @@
       </w:pPr>
     </w:p>
     <w:sectPr>
-      <w:footerReference w:type="default" r:id="rId10"/>
+      <w:footerReference w:type="default" r:id="rId12"/>
       <w:pgSz w:w="12240" w:h="15840"/>
       <w:pgMar w:top="1440" w:right="1440" w:bottom="1440" w:left="1440" w:header="720" w:footer="720" w:gutter="0"/>
       <w:cols w:space="720"/>
